--- a/DR. BABASAHEB AMBEDKAR JAYANTI.docx
+++ b/DR. BABASAHEB AMBEDKAR JAYANTI.docx
@@ -165,7 +165,7 @@
           <w:noProof/>
           <w:sz w:val="24"/>
           <w:szCs w:val="24"/>
-          <w:lang w:val="en-IN"/>
+          <w:lang w:val="en-IN" w:eastAsia="en-IN"/>
           <w14:ligatures w14:val="standardContextual"/>
         </w:rPr>
         <w:drawing>
@@ -183,7 +183,7 @@
             <wp:docPr id="4" name="Picture 3" descr="A group of people in a classroom&#10;&#10;AI-generated content may be incorrect.">
               <a:extLst xmlns:a="http://schemas.openxmlformats.org/drawingml/2006/main">
                 <a:ext uri="{FF2B5EF4-FFF2-40B4-BE49-F238E27FC236}">
-                  <a16:creationId xmlns="" xmlns:p="http://schemas.openxmlformats.org/presentationml/2006/main" xmlns:a16="http://schemas.microsoft.com/office/drawing/2014/main" xmlns:lc="http://schemas.openxmlformats.org/drawingml/2006/lockedCanvas" id="{3785362E-6F45-2B99-7B75-604C9D02AAD3}"/>
+                  <a16:creationId xmlns:lc="http://schemas.openxmlformats.org/drawingml/2006/lockedCanvas" xmlns:a16="http://schemas.microsoft.com/office/drawing/2014/main" xmlns:p="http://schemas.openxmlformats.org/presentationml/2006/main" xmlns="" xmlns:w="http://schemas.openxmlformats.org/wordprocessingml/2006/main" xmlns:w10="urn:schemas-microsoft-com:office:word" xmlns:v="urn:schemas-microsoft-com:vml" xmlns:o="urn:schemas-microsoft-com:office:office" id="{3785362E-6F45-2B99-7B75-604C9D02AAD3}"/>
                 </a:ext>
               </a:extLst>
             </wp:docPr>
@@ -197,7 +197,7 @@
                     <pic:cNvPr id="4" name="Picture 3" descr="A group of people in a classroom&#10;&#10;AI-generated content may be incorrect.">
                       <a:extLst>
                         <a:ext uri="{FF2B5EF4-FFF2-40B4-BE49-F238E27FC236}">
-                          <a16:creationId xmlns="" xmlns:p="http://schemas.openxmlformats.org/presentationml/2006/main" xmlns:a16="http://schemas.microsoft.com/office/drawing/2014/main" xmlns:lc="http://schemas.openxmlformats.org/drawingml/2006/lockedCanvas" id="{3785362E-6F45-2B99-7B75-604C9D02AAD3}"/>
+                          <a16:creationId xmlns:lc="http://schemas.openxmlformats.org/drawingml/2006/lockedCanvas" xmlns:a16="http://schemas.microsoft.com/office/drawing/2014/main" xmlns:p="http://schemas.openxmlformats.org/presentationml/2006/main" xmlns="" xmlns:w="http://schemas.openxmlformats.org/wordprocessingml/2006/main" xmlns:w10="urn:schemas-microsoft-com:office:word" xmlns:v="urn:schemas-microsoft-com:vml" xmlns:o="urn:schemas-microsoft-com:office:office" id="{3785362E-6F45-2B99-7B75-604C9D02AAD3}"/>
                         </a:ext>
                       </a:extLst>
                     </pic:cNvPr>
@@ -348,10 +348,11 @@
         <w:rPr>
           <w:rFonts w:ascii="Times New Roman" w:hAnsi="Times New Roman" w:cs="Times New Roman"/>
           <w:b/>
+          <w:noProof/>
           <w:color w:val="EE0000"/>
           <w:sz w:val="24"/>
           <w:szCs w:val="24"/>
-          <w:lang w:val="en-IN"/>
+          <w:lang w:val="en-IN" w:eastAsia="en-IN"/>
         </w:rPr>
         <w:drawing>
           <wp:anchor distT="0" distB="0" distL="114300" distR="114300" simplePos="0" relativeHeight="251662336" behindDoc="0" locked="0" layoutInCell="1" allowOverlap="1" wp14:anchorId="053E8CED" wp14:editId="4BB125DB">
@@ -368,7 +369,7 @@
             <wp:docPr id="8" name="Picture 7" descr="A group of people in a room&#10;&#10;AI-generated content may be incorrect.">
               <a:extLst xmlns:a="http://schemas.openxmlformats.org/drawingml/2006/main">
                 <a:ext uri="{FF2B5EF4-FFF2-40B4-BE49-F238E27FC236}">
-                  <a16:creationId xmlns="" xmlns:p="http://schemas.openxmlformats.org/presentationml/2006/main" xmlns:a16="http://schemas.microsoft.com/office/drawing/2014/main" xmlns:lc="http://schemas.openxmlformats.org/drawingml/2006/lockedCanvas" id="{3FE64AE1-1038-93E4-5E88-F4CC43D4E4E0}"/>
+                  <a16:creationId xmlns:lc="http://schemas.openxmlformats.org/drawingml/2006/lockedCanvas" xmlns:a16="http://schemas.microsoft.com/office/drawing/2014/main" xmlns:p="http://schemas.openxmlformats.org/presentationml/2006/main" xmlns="" xmlns:w="http://schemas.openxmlformats.org/wordprocessingml/2006/main" xmlns:w10="urn:schemas-microsoft-com:office:word" xmlns:v="urn:schemas-microsoft-com:vml" xmlns:o="urn:schemas-microsoft-com:office:office" id="{3FE64AE1-1038-93E4-5E88-F4CC43D4E4E0}"/>
                 </a:ext>
               </a:extLst>
             </wp:docPr>
@@ -382,7 +383,7 @@
                     <pic:cNvPr id="8" name="Picture 7" descr="A group of people in a room&#10;&#10;AI-generated content may be incorrect.">
                       <a:extLst>
                         <a:ext uri="{FF2B5EF4-FFF2-40B4-BE49-F238E27FC236}">
-                          <a16:creationId xmlns="" xmlns:p="http://schemas.openxmlformats.org/presentationml/2006/main" xmlns:a16="http://schemas.microsoft.com/office/drawing/2014/main" xmlns:lc="http://schemas.openxmlformats.org/drawingml/2006/lockedCanvas" id="{3FE64AE1-1038-93E4-5E88-F4CC43D4E4E0}"/>
+                          <a16:creationId xmlns:lc="http://schemas.openxmlformats.org/drawingml/2006/lockedCanvas" xmlns:a16="http://schemas.microsoft.com/office/drawing/2014/main" xmlns:p="http://schemas.openxmlformats.org/presentationml/2006/main" xmlns="" xmlns:w="http://schemas.openxmlformats.org/wordprocessingml/2006/main" xmlns:w10="urn:schemas-microsoft-com:office:word" xmlns:v="urn:schemas-microsoft-com:vml" xmlns:o="urn:schemas-microsoft-com:office:office" id="{3FE64AE1-1038-93E4-5E88-F4CC43D4E4E0}"/>
                         </a:ext>
                       </a:extLst>
                     </pic:cNvPr>
@@ -437,10 +438,11 @@
         <w:rPr>
           <w:rFonts w:ascii="Times New Roman" w:hAnsi="Times New Roman" w:cs="Times New Roman"/>
           <w:b/>
+          <w:noProof/>
           <w:color w:val="EE0000"/>
           <w:sz w:val="24"/>
           <w:szCs w:val="24"/>
-          <w:lang w:val="en-IN"/>
+          <w:lang w:val="en-IN" w:eastAsia="en-IN"/>
         </w:rPr>
         <w:drawing>
           <wp:anchor distT="0" distB="0" distL="114300" distR="114300" simplePos="0" relativeHeight="251661312" behindDoc="0" locked="0" layoutInCell="1" allowOverlap="1" wp14:anchorId="26EB51BC" wp14:editId="2CAB5697">
@@ -457,7 +459,7 @@
             <wp:docPr id="6" name="Picture 5" descr="A group of people in a classroom&#10;&#10;AI-generated content may be incorrect.">
               <a:extLst xmlns:a="http://schemas.openxmlformats.org/drawingml/2006/main">
                 <a:ext uri="{FF2B5EF4-FFF2-40B4-BE49-F238E27FC236}">
-                  <a16:creationId xmlns="" xmlns:p="http://schemas.openxmlformats.org/presentationml/2006/main" xmlns:a16="http://schemas.microsoft.com/office/drawing/2014/main" xmlns:lc="http://schemas.openxmlformats.org/drawingml/2006/lockedCanvas" id="{8A908E72-B190-2995-5FD7-208797311ACC}"/>
+                  <a16:creationId xmlns:lc="http://schemas.openxmlformats.org/drawingml/2006/lockedCanvas" xmlns:a16="http://schemas.microsoft.com/office/drawing/2014/main" xmlns:p="http://schemas.openxmlformats.org/presentationml/2006/main" xmlns="" xmlns:w="http://schemas.openxmlformats.org/wordprocessingml/2006/main" xmlns:w10="urn:schemas-microsoft-com:office:word" xmlns:v="urn:schemas-microsoft-com:vml" xmlns:o="urn:schemas-microsoft-com:office:office" id="{8A908E72-B190-2995-5FD7-208797311ACC}"/>
                 </a:ext>
               </a:extLst>
             </wp:docPr>
@@ -471,7 +473,7 @@
                     <pic:cNvPr id="6" name="Picture 5" descr="A group of people in a classroom&#10;&#10;AI-generated content may be incorrect.">
                       <a:extLst>
                         <a:ext uri="{FF2B5EF4-FFF2-40B4-BE49-F238E27FC236}">
-                          <a16:creationId xmlns="" xmlns:p="http://schemas.openxmlformats.org/presentationml/2006/main" xmlns:a16="http://schemas.microsoft.com/office/drawing/2014/main" xmlns:lc="http://schemas.openxmlformats.org/drawingml/2006/lockedCanvas" id="{8A908E72-B190-2995-5FD7-208797311ACC}"/>
+                          <a16:creationId xmlns:lc="http://schemas.openxmlformats.org/drawingml/2006/lockedCanvas" xmlns:a16="http://schemas.microsoft.com/office/drawing/2014/main" xmlns:p="http://schemas.openxmlformats.org/presentationml/2006/main" xmlns="" xmlns:w="http://schemas.openxmlformats.org/wordprocessingml/2006/main" xmlns:w10="urn:schemas-microsoft-com:office:word" xmlns:v="urn:schemas-microsoft-com:vml" xmlns:o="urn:schemas-microsoft-com:office:office" id="{8A908E72-B190-2995-5FD7-208797311ACC}"/>
                         </a:ext>
                       </a:extLst>
                     </pic:cNvPr>
@@ -655,46 +657,101 @@
           <w:sz w:val="24"/>
           <w:szCs w:val="24"/>
         </w:rPr>
-        <w:t xml:space="preserve">Dr. </w:t>
-      </w:r>
-      <w:proofErr w:type="spellStart"/>
-      <w:r>
-        <w:rPr>
-          <w:rStyle w:val="whitespace-normal"/>
-          <w:rFonts w:ascii="Times New Roman" w:hAnsi="Times New Roman" w:cs="Times New Roman"/>
-          <w:b/>
+        <w:t>Dr. Babasaheb Ambedkar</w:t>
+      </w:r>
+      <w:r>
+        <w:rPr>
+          <w:rFonts w:ascii="Times New Roman" w:hAnsi="Times New Roman" w:cs="Times New Roman"/>
+          <w:sz w:val="24"/>
+          <w:szCs w:val="24"/>
+        </w:rPr>
+        <w:t xml:space="preserve"> and to spread awareness about his contributions to the Indian Constitution, social justice, equality, and nation building.</w:t>
+      </w:r>
+    </w:p>
+    <w:p>
+      <w:pPr>
+        <w:jc w:val="both"/>
+        <w:rPr>
+          <w:rFonts w:ascii="Times New Roman" w:hAnsi="Times New Roman" w:cs="Times New Roman"/>
+          <w:sz w:val="24"/>
+          <w:szCs w:val="24"/>
+        </w:rPr>
+      </w:pPr>
+      <w:r>
+        <w:rPr>
+          <w:rFonts w:ascii="Times New Roman" w:hAnsi="Times New Roman" w:cs="Times New Roman"/>
+          <w:b/>
+          <w:sz w:val="24"/>
+          <w:szCs w:val="24"/>
+          <w:u w:val="single"/>
+        </w:rPr>
+        <w:t xml:space="preserve">DATE:  </w:t>
+      </w:r>
+      <w:r>
+        <w:rPr>
+          <w:rFonts w:ascii="Times New Roman" w:hAnsi="Times New Roman" w:cs="Times New Roman"/>
+          <w:sz w:val="24"/>
+          <w:szCs w:val="24"/>
+        </w:rPr>
+        <w:t>06/12/2025</w:t>
+      </w:r>
+    </w:p>
+    <w:p>
+      <w:pPr>
+        <w:spacing w:before="0" w:beforeAutospacing="0"/>
+        <w:rPr>
+          <w:rFonts w:ascii="Times New Roman" w:hAnsi="Times New Roman" w:cs="Times New Roman"/>
           <w:bCs/>
           <w:sz w:val="24"/>
           <w:szCs w:val="24"/>
-        </w:rPr>
-        <w:t>Babasaheb</w:t>
-      </w:r>
-      <w:proofErr w:type="spellEnd"/>
-      <w:r>
-        <w:rPr>
-          <w:rStyle w:val="whitespace-normal"/>
-          <w:rFonts w:ascii="Times New Roman" w:hAnsi="Times New Roman" w:cs="Times New Roman"/>
-          <w:b/>
+          <w:u w:val="single"/>
+        </w:rPr>
+      </w:pPr>
+      <w:r>
+        <w:rPr>
+          <w:rFonts w:ascii="Times New Roman" w:hAnsi="Times New Roman" w:cs="Times New Roman"/>
+          <w:b/>
+          <w:sz w:val="24"/>
+          <w:szCs w:val="24"/>
+          <w:u w:val="single"/>
+        </w:rPr>
+        <w:t>LOCATION</w:t>
+      </w:r>
+      <w:r>
+        <w:rPr>
+          <w:rFonts w:ascii="Times New Roman" w:hAnsi="Times New Roman" w:cs="Times New Roman"/>
+          <w:b/>
+          <w:sz w:val="24"/>
+          <w:szCs w:val="24"/>
+        </w:rPr>
+        <w:t xml:space="preserve">:  </w:t>
+      </w:r>
+      <w:r>
+        <w:rPr>
+          <w:rFonts w:ascii="Times New Roman" w:hAnsi="Times New Roman" w:cs="Times New Roman"/>
           <w:bCs/>
           <w:sz w:val="24"/>
           <w:szCs w:val="24"/>
         </w:rPr>
-        <w:t xml:space="preserve"> Ambedkar</w:t>
-      </w:r>
-      <w:r>
-        <w:rPr>
-          <w:rFonts w:ascii="Times New Roman" w:hAnsi="Times New Roman" w:cs="Times New Roman"/>
-          <w:sz w:val="24"/>
-          <w:szCs w:val="24"/>
-        </w:rPr>
-        <w:t xml:space="preserve"> and to spread awareness about his contributions to the Indian Constitution, social justice, equality, and nation building.</w:t>
-      </w:r>
-    </w:p>
-    <w:p>
-      <w:pPr>
-        <w:jc w:val="both"/>
-        <w:rPr>
-          <w:rFonts w:ascii="Times New Roman" w:hAnsi="Times New Roman" w:cs="Times New Roman"/>
+        <w:t xml:space="preserve">F.G Naik </w:t>
+      </w:r>
+      <w:r>
+        <w:rPr>
+          <w:rFonts w:ascii="Times New Roman" w:hAnsi="Times New Roman" w:cs="Times New Roman"/>
+          <w:bCs/>
+          <w:color w:val="000000" w:themeColor="text1"/>
+          <w:sz w:val="24"/>
+          <w:szCs w:val="24"/>
+        </w:rPr>
+        <w:t>College</w:t>
+      </w:r>
+    </w:p>
+    <w:p>
+      <w:pPr>
+        <w:jc w:val="both"/>
+        <w:rPr>
+          <w:rFonts w:ascii="Times New Roman" w:hAnsi="Times New Roman" w:cs="Times New Roman"/>
+          <w:color w:val="000000" w:themeColor="text1"/>
           <w:sz w:val="24"/>
           <w:szCs w:val="24"/>
         </w:rPr>
@@ -707,211 +764,86 @@
           <w:szCs w:val="24"/>
           <w:u w:val="single"/>
         </w:rPr>
-        <w:t xml:space="preserve">DATE:  </w:t>
-      </w:r>
-      <w:r>
-        <w:rPr>
-          <w:rFonts w:ascii="Times New Roman" w:hAnsi="Times New Roman" w:cs="Times New Roman"/>
-          <w:sz w:val="24"/>
-          <w:szCs w:val="24"/>
-        </w:rPr>
-        <w:t>06</w:t>
-      </w:r>
-      <w:r>
-        <w:rPr>
-          <w:rFonts w:ascii="Times New Roman" w:hAnsi="Times New Roman" w:cs="Times New Roman"/>
-          <w:sz w:val="24"/>
-          <w:szCs w:val="24"/>
-        </w:rPr>
-        <w:t>/12/2025</w:t>
+        <w:t>PARTICIPATING STAFF</w:t>
+      </w:r>
+      <w:r>
+        <w:rPr>
+          <w:rFonts w:ascii="Times New Roman" w:hAnsi="Times New Roman" w:cs="Times New Roman"/>
+          <w:sz w:val="24"/>
+          <w:szCs w:val="24"/>
+        </w:rPr>
+        <w:t xml:space="preserve">: </w:t>
+      </w:r>
+      <w:r>
+        <w:rPr>
+          <w:rFonts w:ascii="Times New Roman" w:hAnsi="Times New Roman" w:cs="Times New Roman"/>
+          <w:color w:val="000000" w:themeColor="text1"/>
+          <w:sz w:val="24"/>
+          <w:szCs w:val="24"/>
+        </w:rPr>
+        <w:t>All the NSS volunteers, teaching and the non-teaching staff of the college.</w:t>
+      </w:r>
+    </w:p>
+    <w:p>
+      <w:pPr>
+        <w:jc w:val="both"/>
+        <w:rPr>
+          <w:rFonts w:ascii="Times New Roman" w:hAnsi="Times New Roman" w:cs="Times New Roman"/>
+          <w:color w:val="000000" w:themeColor="text1"/>
+          <w:sz w:val="24"/>
+          <w:szCs w:val="24"/>
+        </w:rPr>
+      </w:pPr>
+      <w:r>
+        <w:rPr>
+          <w:rFonts w:ascii="Times New Roman" w:hAnsi="Times New Roman" w:cs="Times New Roman"/>
+          <w:b/>
+          <w:sz w:val="24"/>
+          <w:szCs w:val="24"/>
+          <w:u w:val="single"/>
+        </w:rPr>
+        <w:t>NUMBER OF VOLUNTEERS  PARTICIPATING</w:t>
+      </w:r>
+      <w:r>
+        <w:rPr>
+          <w:rFonts w:ascii="Times New Roman" w:hAnsi="Times New Roman" w:cs="Times New Roman"/>
+          <w:color w:val="000000" w:themeColor="text1"/>
+          <w:sz w:val="24"/>
+          <w:szCs w:val="24"/>
+        </w:rPr>
+        <w:t xml:space="preserve">:  </w:t>
+      </w:r>
+      <w:r>
+        <w:rPr>
+          <w:rFonts w:ascii="Times New Roman" w:hAnsi="Times New Roman" w:cs="Times New Roman"/>
+          <w:color w:val="000000" w:themeColor="text1"/>
+          <w:sz w:val="24"/>
+          <w:szCs w:val="24"/>
+        </w:rPr>
+        <w:t>42</w:t>
+      </w:r>
+    </w:p>
+    <w:p>
+      <w:pPr>
+        <w:pStyle w:val="NormalWeb"/>
+        <w:jc w:val="both"/>
+      </w:pPr>
+      <w:r>
+        <w:t xml:space="preserve">The NSS Unit organized </w:t>
+      </w:r>
+      <w:r>
+        <w:rPr>
+          <w:rStyle w:val="Strong"/>
+        </w:rPr>
+        <w:t>Dr. Babasaheb Ambedkar Jayanti</w:t>
+      </w:r>
+      <w:r>
+        <w:t xml:space="preserve"> to honor the life and work of Dr. B. R. Ambedkar. The program highlighted his role as the chi</w:t>
       </w:r>
       <w:bookmarkStart w:id="0" w:name="_GoBack"/>
       <w:bookmarkEnd w:id="0"/>
-    </w:p>
-    <w:p>
-      <w:pPr>
-        <w:spacing w:before="0" w:beforeAutospacing="0"/>
-        <w:rPr>
-          <w:rFonts w:ascii="Times New Roman" w:hAnsi="Times New Roman" w:cs="Times New Roman"/>
-          <w:bCs/>
-          <w:sz w:val="24"/>
-          <w:szCs w:val="24"/>
-          <w:u w:val="single"/>
-        </w:rPr>
-      </w:pPr>
-      <w:r>
-        <w:rPr>
-          <w:rFonts w:ascii="Times New Roman" w:hAnsi="Times New Roman" w:cs="Times New Roman"/>
-          <w:b/>
-          <w:sz w:val="24"/>
-          <w:szCs w:val="24"/>
-          <w:u w:val="single"/>
-        </w:rPr>
-        <w:t>LOCATION</w:t>
-      </w:r>
-      <w:r>
-        <w:rPr>
-          <w:rFonts w:ascii="Times New Roman" w:hAnsi="Times New Roman" w:cs="Times New Roman"/>
-          <w:b/>
-          <w:sz w:val="24"/>
-          <w:szCs w:val="24"/>
-        </w:rPr>
-        <w:t xml:space="preserve">:  </w:t>
-      </w:r>
-      <w:r>
-        <w:rPr>
-          <w:rFonts w:ascii="Times New Roman" w:hAnsi="Times New Roman" w:cs="Times New Roman"/>
-          <w:bCs/>
-          <w:sz w:val="24"/>
-          <w:szCs w:val="24"/>
-        </w:rPr>
-        <w:t xml:space="preserve">F.G Naik </w:t>
-      </w:r>
-      <w:r>
-        <w:rPr>
-          <w:rFonts w:ascii="Times New Roman" w:hAnsi="Times New Roman" w:cs="Times New Roman"/>
-          <w:bCs/>
-          <w:color w:val="000000" w:themeColor="text1"/>
-          <w:sz w:val="24"/>
-          <w:szCs w:val="24"/>
-        </w:rPr>
-        <w:t>College</w:t>
-      </w:r>
-    </w:p>
-    <w:p>
-      <w:pPr>
-        <w:jc w:val="both"/>
-        <w:rPr>
-          <w:rFonts w:ascii="Times New Roman" w:hAnsi="Times New Roman" w:cs="Times New Roman"/>
-          <w:color w:val="000000" w:themeColor="text1"/>
-          <w:sz w:val="24"/>
-          <w:szCs w:val="24"/>
-        </w:rPr>
-      </w:pPr>
-      <w:r>
-        <w:rPr>
-          <w:rFonts w:ascii="Times New Roman" w:hAnsi="Times New Roman" w:cs="Times New Roman"/>
-          <w:b/>
-          <w:sz w:val="24"/>
-          <w:szCs w:val="24"/>
-          <w:u w:val="single"/>
-        </w:rPr>
-        <w:t>PARTICIPATING STAFF</w:t>
-      </w:r>
-      <w:r>
-        <w:rPr>
-          <w:rFonts w:ascii="Times New Roman" w:hAnsi="Times New Roman" w:cs="Times New Roman"/>
-          <w:sz w:val="24"/>
-          <w:szCs w:val="24"/>
-        </w:rPr>
-        <w:t xml:space="preserve">: </w:t>
-      </w:r>
-      <w:r>
-        <w:rPr>
-          <w:rFonts w:ascii="Times New Roman" w:hAnsi="Times New Roman" w:cs="Times New Roman"/>
-          <w:color w:val="000000" w:themeColor="text1"/>
-          <w:sz w:val="24"/>
-          <w:szCs w:val="24"/>
-        </w:rPr>
-        <w:t>All the NSS volunteers, teaching and the non-teaching staff of the college.</w:t>
-      </w:r>
-    </w:p>
-    <w:p>
-      <w:pPr>
-        <w:jc w:val="both"/>
-        <w:rPr>
-          <w:rFonts w:ascii="Times New Roman" w:hAnsi="Times New Roman" w:cs="Times New Roman"/>
-          <w:color w:val="FF0000"/>
-          <w:sz w:val="24"/>
-          <w:szCs w:val="24"/>
-        </w:rPr>
-      </w:pPr>
-      <w:r>
-        <w:rPr>
-          <w:rFonts w:ascii="Times New Roman" w:hAnsi="Times New Roman" w:cs="Times New Roman"/>
-          <w:b/>
-          <w:sz w:val="24"/>
-          <w:szCs w:val="24"/>
-          <w:u w:val="single"/>
-        </w:rPr>
-        <w:t xml:space="preserve">NUMBER OF </w:t>
-      </w:r>
-      <w:proofErr w:type="gramStart"/>
-      <w:r>
-        <w:rPr>
-          <w:rFonts w:ascii="Times New Roman" w:hAnsi="Times New Roman" w:cs="Times New Roman"/>
-          <w:b/>
-          <w:sz w:val="24"/>
-          <w:szCs w:val="24"/>
-          <w:u w:val="single"/>
-        </w:rPr>
-        <w:t>VOLUNTEERS  PARTICIPATING</w:t>
-      </w:r>
-      <w:proofErr w:type="gramEnd"/>
-      <w:r>
-        <w:rPr>
-          <w:rFonts w:ascii="Times New Roman" w:hAnsi="Times New Roman" w:cs="Times New Roman"/>
-          <w:sz w:val="24"/>
-          <w:szCs w:val="24"/>
-        </w:rPr>
-        <w:t xml:space="preserve">:  </w:t>
-      </w:r>
-      <w:r>
-        <w:rPr>
-          <w:rFonts w:ascii="Times New Roman" w:hAnsi="Times New Roman" w:cs="Times New Roman"/>
-          <w:color w:val="FF0000"/>
-          <w:sz w:val="24"/>
-          <w:szCs w:val="24"/>
-        </w:rPr>
-        <w:t>24</w:t>
-      </w:r>
-    </w:p>
-    <w:p>
-      <w:pPr>
-        <w:pStyle w:val="NormalWeb"/>
-        <w:jc w:val="both"/>
-      </w:pPr>
-      <w:r>
-        <w:t xml:space="preserve">The NSS Unit organized </w:t>
-      </w:r>
-      <w:r>
-        <w:rPr>
-          <w:rStyle w:val="Strong"/>
-        </w:rPr>
-        <w:t xml:space="preserve">Dr. </w:t>
-      </w:r>
-      <w:proofErr w:type="spellStart"/>
-      <w:r>
-        <w:rPr>
-          <w:rStyle w:val="Strong"/>
-        </w:rPr>
-        <w:t>Babasaheb</w:t>
-      </w:r>
-      <w:proofErr w:type="spellEnd"/>
-      <w:r>
-        <w:rPr>
-          <w:rStyle w:val="Strong"/>
-        </w:rPr>
-        <w:t xml:space="preserve"> Ambedkar Jayanti</w:t>
-      </w:r>
-      <w:r>
-        <w:t xml:space="preserve"> to </w:t>
-      </w:r>
-      <w:proofErr w:type="spellStart"/>
-      <w:r>
-        <w:t>honor</w:t>
-      </w:r>
-      <w:proofErr w:type="spellEnd"/>
-      <w:r>
-        <w:t xml:space="preserve"> the life and work of Dr. B. R. Ambedkar. The program highlighted his role as the chief architect of the Indian Constitution and his relentless efforts towards the </w:t>
-      </w:r>
-      <w:proofErr w:type="spellStart"/>
-      <w:r>
-        <w:t>upliftment</w:t>
-      </w:r>
-      <w:proofErr w:type="spellEnd"/>
-      <w:r>
-        <w:t xml:space="preserve"> of the marginalized sections of society. Students were informed about his ideals of equality, education, and social reform.</w:t>
+      <w:r>
+        <w:t>ef architect of the Indian Constitution and his relentless efforts towards the upliftment of the marginalized sections of society. Students were informed about his ideals of equality, education, and social reform.</w:t>
       </w:r>
     </w:p>
     <w:p>
@@ -952,15 +884,7 @@
         <w:jc w:val="both"/>
       </w:pPr>
       <w:r>
-        <w:t xml:space="preserve">The NSS Unit successfully conducted Dr. </w:t>
-      </w:r>
-      <w:proofErr w:type="spellStart"/>
-      <w:r>
-        <w:t>Babasaheb</w:t>
-      </w:r>
-      <w:proofErr w:type="spellEnd"/>
-      <w:r>
-        <w:t xml:space="preserve"> Ambedkar Jayanti, emphasizing his enduring legacy and relevance in building an inclusive and democratic society.</w:t>
+        <w:t>The NSS Unit successfully conducted Dr. Babasaheb Ambedkar Jayanti, emphasizing his enduring legacy and relevance in building an inclusive and democratic society.</w:t>
       </w:r>
     </w:p>
     <w:p>
@@ -1722,6 +1646,7 @@
   <w:style w:type="character" w:default="1" w:styleId="DefaultParagraphFont">
     <w:name w:val="Default Paragraph Font"/>
     <w:uiPriority w:val="1"/>
+    <w:semiHidden/>
     <w:unhideWhenUsed/>
   </w:style>
   <w:style w:type="table" w:default="1" w:styleId="TableNormal">
